--- a/Заявление ВСоШ.docx
+++ b/Заявление ВСоШ.docx
@@ -17,13 +17,13 @@
         <w:tblLook w:val="04A0" w:firstRow="1" w:lastRow="0" w:firstColumn="1" w:lastColumn="0" w:noHBand="0" w:noVBand="1"/>
       </w:tblPr>
       <w:tblGrid>
-        <w:gridCol w:w="5954"/>
-        <w:gridCol w:w="4808"/>
+        <w:gridCol w:w="5812"/>
+        <w:gridCol w:w="4950"/>
       </w:tblGrid>
       <w:tr>
         <w:tc>
           <w:tcPr>
-            <w:tcW w:w="5954" w:type="dxa"/>
+            <w:tcW w:w="5812" w:type="dxa"/>
           </w:tcPr>
           <w:p>
             <w:pPr>
@@ -38,7 +38,7 @@
         </w:tc>
         <w:tc>
           <w:tcPr>
-            <w:tcW w:w="4808" w:type="dxa"/>
+            <w:tcW w:w="4950" w:type="dxa"/>
           </w:tcPr>
           <w:p>
             <w:pPr>
@@ -55,7 +55,23 @@
                 <w:sz w:val="28"/>
                 <w:szCs w:val="28"/>
               </w:rPr>
-              <w:t xml:space="preserve">В оргкомитет школьного этапа всероссийской олимпиады школьников </w:t>
+              <w:t>В оргкомитет школьного этапа</w:t>
+            </w:r>
+            <w:r>
+              <w:rPr>
+                <w:rFonts w:ascii="Times New Roman" w:hAnsi="Times New Roman" w:cs="Times New Roman"/>
+                <w:sz w:val="28"/>
+                <w:szCs w:val="28"/>
+              </w:rPr>
+              <w:br/>
+            </w:r>
+            <w:r>
+              <w:rPr>
+                <w:rFonts w:ascii="Times New Roman" w:hAnsi="Times New Roman" w:cs="Times New Roman"/>
+                <w:sz w:val="28"/>
+                <w:szCs w:val="28"/>
+              </w:rPr>
+              <w:t xml:space="preserve">всероссийской олимпиады школьников </w:t>
             </w:r>
           </w:p>
         </w:tc>
@@ -63,7 +79,7 @@
       <w:tr>
         <w:tc>
           <w:tcPr>
-            <w:tcW w:w="5954" w:type="dxa"/>
+            <w:tcW w:w="5812" w:type="dxa"/>
           </w:tcPr>
           <w:p>
             <w:pPr>
@@ -78,7 +94,7 @@
         </w:tc>
         <w:tc>
           <w:tcPr>
-            <w:tcW w:w="4808" w:type="dxa"/>
+            <w:tcW w:w="4950" w:type="dxa"/>
             <w:tcBorders>
               <w:bottom w:val="single" w:sz="4" w:space="0" w:color="auto"/>
             </w:tcBorders>
@@ -98,14 +114,14 @@
       <w:tr>
         <w:tc>
           <w:tcPr>
-            <w:tcW w:w="5954" w:type="dxa"/>
+            <w:tcW w:w="5812" w:type="dxa"/>
           </w:tcPr>
           <w:p>
             <w:pPr>
               <w:jc w:val="both"/>
               <w:rPr>
                 <w:rFonts w:ascii="Times New Roman" w:hAnsi="Times New Roman" w:cs="Times New Roman"/>
-                <w:sz w:val="12"/>
+                <w:sz w:val="16"/>
                 <w:szCs w:val="12"/>
               </w:rPr>
             </w:pPr>
@@ -113,7 +129,7 @@
         </w:tc>
         <w:tc>
           <w:tcPr>
-            <w:tcW w:w="4808" w:type="dxa"/>
+            <w:tcW w:w="4950" w:type="dxa"/>
             <w:tcBorders>
               <w:top w:val="single" w:sz="4" w:space="0" w:color="auto"/>
             </w:tcBorders>
@@ -124,7 +140,7 @@
               <w:rPr>
                 <w:rFonts w:ascii="Times New Roman" w:hAnsi="Times New Roman" w:cs="Times New Roman"/>
                 <w:i/>
-                <w:sz w:val="12"/>
+                <w:sz w:val="16"/>
                 <w:szCs w:val="12"/>
                 <w:lang w:val="en-US"/>
               </w:rPr>
@@ -133,7 +149,7 @@
               <w:rPr>
                 <w:rFonts w:ascii="Times New Roman" w:hAnsi="Times New Roman" w:cs="Times New Roman"/>
                 <w:i/>
-                <w:sz w:val="12"/>
+                <w:sz w:val="16"/>
                 <w:szCs w:val="12"/>
                 <w:lang w:val="en-US"/>
               </w:rPr>
@@ -143,7 +159,7 @@
               <w:rPr>
                 <w:rFonts w:ascii="Times New Roman" w:hAnsi="Times New Roman" w:cs="Times New Roman"/>
                 <w:i/>
-                <w:sz w:val="12"/>
+                <w:sz w:val="16"/>
                 <w:szCs w:val="12"/>
               </w:rPr>
               <w:t>ИО родителя (законного представителя</w:t>
@@ -152,7 +168,7 @@
               <w:rPr>
                 <w:rFonts w:ascii="Times New Roman" w:hAnsi="Times New Roman" w:cs="Times New Roman"/>
                 <w:i/>
-                <w:sz w:val="12"/>
+                <w:sz w:val="16"/>
                 <w:szCs w:val="12"/>
                 <w:lang w:val="en-US"/>
               </w:rPr>
@@ -317,17 +333,7 @@
           <w:sz w:val="28"/>
           <w:szCs w:val="28"/>
         </w:rPr>
-        <w:t>2025/20</w:t>
-      </w:r>
-      <w:bookmarkStart w:id="3" w:name="_GoBack"/>
-      <w:bookmarkEnd w:id="3"/>
-      <w:r>
-        <w:rPr>
-          <w:rFonts w:ascii="Times New Roman" w:hAnsi="Times New Roman"/>
-          <w:sz w:val="28"/>
-          <w:szCs w:val="28"/>
-        </w:rPr>
-        <w:t>26</w:t>
+        <w:t>2025/2026</w:t>
       </w:r>
       <w:r>
         <w:rPr>
@@ -631,7 +637,7 @@
               <w:jc w:val="center"/>
               <w:rPr>
                 <w:rFonts w:ascii="Times New Roman" w:hAnsi="Times New Roman" w:cs="Times New Roman"/>
-                <w:sz w:val="12"/>
+                <w:sz w:val="16"/>
                 <w:szCs w:val="12"/>
               </w:rPr>
             </w:pPr>
@@ -639,7 +645,7 @@
               <w:rPr>
                 <w:rFonts w:ascii="Times New Roman" w:hAnsi="Times New Roman" w:cs="Times New Roman"/>
                 <w:i/>
-                <w:sz w:val="12"/>
+                <w:sz w:val="16"/>
                 <w:szCs w:val="12"/>
                 <w:lang w:val="en-US"/>
               </w:rPr>
@@ -649,7 +655,7 @@
               <w:rPr>
                 <w:rFonts w:ascii="Times New Roman" w:hAnsi="Times New Roman" w:cs="Times New Roman"/>
                 <w:i/>
-                <w:sz w:val="12"/>
+                <w:sz w:val="16"/>
                 <w:szCs w:val="12"/>
               </w:rPr>
               <w:t>ИО родителя (законного представителя</w:t>
@@ -658,7 +664,7 @@
               <w:rPr>
                 <w:rFonts w:ascii="Times New Roman" w:hAnsi="Times New Roman" w:cs="Times New Roman"/>
                 <w:i/>
-                <w:sz w:val="12"/>
+                <w:sz w:val="16"/>
                 <w:szCs w:val="12"/>
                 <w:lang w:val="en-US"/>
               </w:rPr>
@@ -675,7 +681,7 @@
               <w:jc w:val="both"/>
               <w:rPr>
                 <w:rFonts w:ascii="Times New Roman" w:hAnsi="Times New Roman" w:cs="Times New Roman"/>
-                <w:sz w:val="12"/>
+                <w:sz w:val="16"/>
                 <w:szCs w:val="12"/>
               </w:rPr>
             </w:pPr>
@@ -693,7 +699,7 @@
               <w:jc w:val="center"/>
               <w:rPr>
                 <w:rFonts w:ascii="Times New Roman" w:hAnsi="Times New Roman" w:cs="Times New Roman"/>
-                <w:sz w:val="12"/>
+                <w:sz w:val="16"/>
                 <w:szCs w:val="12"/>
               </w:rPr>
             </w:pPr>
@@ -701,7 +707,7 @@
               <w:rPr>
                 <w:rFonts w:ascii="Times New Roman" w:hAnsi="Times New Roman" w:cs="Times New Roman"/>
                 <w:i/>
-                <w:sz w:val="12"/>
+                <w:sz w:val="16"/>
                 <w:szCs w:val="12"/>
               </w:rPr>
               <w:t>(подпись</w:t>
@@ -710,7 +716,7 @@
               <w:rPr>
                 <w:rFonts w:ascii="Times New Roman" w:hAnsi="Times New Roman" w:cs="Times New Roman"/>
                 <w:i/>
-                <w:sz w:val="12"/>
+                <w:sz w:val="16"/>
                 <w:szCs w:val="12"/>
                 <w:lang w:val="en-US"/>
               </w:rPr>
@@ -803,6 +809,8 @@
           <w:szCs w:val="28"/>
         </w:rPr>
       </w:pPr>
+      <w:bookmarkStart w:id="3" w:name="_GoBack"/>
+      <w:bookmarkEnd w:id="3"/>
     </w:p>
     <w:sectPr>
       <w:pgSz w:w="11906" w:h="16838"/>
@@ -1655,7 +1663,7 @@
 </file>
 
 <file path=customXml/itemProps1.xml><?xml version="1.0" encoding="utf-8"?>
-<ds:datastoreItem xmlns:ds="http://schemas.openxmlformats.org/officeDocument/2006/customXml" ds:itemID="{E45A60A9-9A9D-4092-AD0F-EEF0A9171657}">
+<ds:datastoreItem xmlns:ds="http://schemas.openxmlformats.org/officeDocument/2006/customXml" ds:itemID="{4B6E2D6A-F396-4B4B-B646-A27B4C5304AD}">
   <ds:schemaRefs>
     <ds:schemaRef ds:uri="http://schemas.openxmlformats.org/officeDocument/2006/bibliography"/>
   </ds:schemaRefs>

--- a/Заявление ВСоШ.docx
+++ b/Заявление ВСоШ.docx
@@ -539,6 +539,8 @@
         </w:rPr>
         <w:t xml:space="preserve">Даю согласие на публикацию результатов по каждому общеобразовательному предмету в сети «Интернет» с указанием фамилии, инициалов, класса, количества баллов, набранных при выполнении заданий. </w:t>
       </w:r>
+      <w:bookmarkStart w:id="3" w:name="_GoBack"/>
+      <w:bookmarkEnd w:id="3"/>
     </w:p>
     <w:p>
       <w:pPr>
@@ -809,8 +811,6 @@
           <w:szCs w:val="28"/>
         </w:rPr>
       </w:pPr>
-      <w:bookmarkStart w:id="3" w:name="_GoBack"/>
-      <w:bookmarkEnd w:id="3"/>
     </w:p>
     <w:sectPr>
       <w:pgSz w:w="11906" w:h="16838"/>
@@ -1663,7 +1663,7 @@
 </file>
 
 <file path=customXml/itemProps1.xml><?xml version="1.0" encoding="utf-8"?>
-<ds:datastoreItem xmlns:ds="http://schemas.openxmlformats.org/officeDocument/2006/customXml" ds:itemID="{4B6E2D6A-F396-4B4B-B646-A27B4C5304AD}">
+<ds:datastoreItem xmlns:ds="http://schemas.openxmlformats.org/officeDocument/2006/customXml" ds:itemID="{E53906E4-0D9C-4F9B-B590-2E795A297FDB}">
   <ds:schemaRefs>
     <ds:schemaRef ds:uri="http://schemas.openxmlformats.org/officeDocument/2006/bibliography"/>
   </ds:schemaRefs>
